--- a/Mine2026/БУ_02/Б02.docx
+++ b/Mine2026/БУ_02/Б02.docx
@@ -43,8 +43,6 @@
         </w:rPr>
         <w:t>,</w:t>
       </w:r>
-      <w:bookmarkStart w:id="1" w:name="_GoBack"/>
-      <w:bookmarkEnd w:id="1"/>
       <w:r>
         <w:t xml:space="preserve"> и товары указываются в одной табличной части.</w:t>
       </w:r>
@@ -823,8 +821,8 @@
         <w:pStyle w:val="2"/>
         <w:contextualSpacing w:val="0"/>
       </w:pPr>
-      <w:bookmarkStart w:id="2" w:name="h.ndevnbg7spa5" w:colFirst="0" w:colLast="0"/>
-      <w:bookmarkEnd w:id="2"/>
+      <w:bookmarkStart w:id="1" w:name="h.ndevnbg7spa5" w:colFirst="0" w:colLast="0"/>
+      <w:bookmarkEnd w:id="1"/>
       <w:r>
         <w:t>Бухгалтерский учет</w:t>
       </w:r>
@@ -1826,8 +1824,8 @@
         <w:pStyle w:val="2"/>
         <w:contextualSpacing w:val="0"/>
       </w:pPr>
-      <w:bookmarkStart w:id="3" w:name="h.ixnvd3hb5dui" w:colFirst="0" w:colLast="0"/>
-      <w:bookmarkEnd w:id="3"/>
+      <w:bookmarkStart w:id="2" w:name="h.ixnvd3hb5dui" w:colFirst="0" w:colLast="0"/>
+      <w:bookmarkEnd w:id="2"/>
       <w:r>
         <w:t>Периодические расчеты</w:t>
       </w:r>
@@ -1883,50 +1881,6 @@
       <w:r>
         <w:t>Дополнительно, сотрудникам компании может быть начислена премия процентом от начисленного им в том же расчетном периоде оклада. Процент премии в течение периода начисления не меняется и задается в документе «Начисление зарплаты».</w:t>
       </w:r>
-      <w:r>
-        <w:t xml:space="preserve"> </w:t>
-      </w:r>
-      <w:r>
-        <w:rPr>
-          <w:color w:val="FF0000"/>
-          <w:u w:val="single"/>
-        </w:rPr>
-        <w:t>Период (премии) задается с точностью до дня в документе «Начисление зарплаты». Вместо премии, за любой отработанный день, сотруднику может быть выплачена произвольная сумма денег.</w:t>
-      </w:r>
-    </w:p>
-    <w:p>
-      <w:pPr>
-        <w:pStyle w:val="10"/>
-        <w:contextualSpacing w:val="0"/>
-        <w:rPr>
-          <w:color w:val="FF0000"/>
-          <w:u w:val="single"/>
-        </w:rPr>
-      </w:pPr>
-      <w:r>
-        <w:rPr>
-          <w:color w:val="FF0000"/>
-          <w:u w:val="single"/>
-        </w:rPr>
-        <w:t>В конфигурации необходимо создать документ «Зарплата к выплате». Документ формируется по конкретному подразделению. Предусмотреть возможность автоматического заполнения документа по остаткам невыплаченных сумм.</w:t>
-      </w:r>
-    </w:p>
-    <w:p>
-      <w:pPr>
-        <w:pStyle w:val="10"/>
-        <w:contextualSpacing w:val="0"/>
-        <w:rPr>
-          <w:color w:val="FF0000"/>
-          <w:u w:val="single"/>
-        </w:rPr>
-      </w:pPr>
-      <w:r>
-        <w:rPr>
-          <w:color w:val="FF0000"/>
-          <w:u w:val="single"/>
-        </w:rPr>
-        <w:t>Добавить отчет с шапкой "Расчетно-платежная ведомость № 1 за январь 2010 года по подразделению «Бухгалтерия»", с колонками Сотрудник, Вид расчета, Нач. сальдо, Начислено, Выплачено, Кон. сальдо. Итоги по вертикали.</w:t>
-      </w:r>
     </w:p>
     <w:p>
       <w:pPr>
@@ -1952,68 +1906,62 @@
         <w:pStyle w:val="2"/>
         <w:contextualSpacing w:val="0"/>
       </w:pPr>
-      <w:bookmarkStart w:id="4" w:name="h.dbyjp8ip2mnp" w:colFirst="0" w:colLast="0"/>
+      <w:bookmarkStart w:id="3" w:name="h.dbyjp8ip2mnp" w:colFirst="0" w:colLast="0"/>
+      <w:bookmarkEnd w:id="3"/>
+      <w:r>
+        <w:t>Управляемые формы</w:t>
+      </w:r>
+    </w:p>
+    <w:p>
+      <w:pPr>
+        <w:pStyle w:val="10"/>
+      </w:pPr>
+      <w:r>
+        <w:t>С помощью регламентного задания необходимо по расписанию каждый день формировать задачи сотрудникам на создание отчет о проделанной работе. Задача должна порождаться для тех сотрудников, которые числятся в регистре сведений «Сведения о сотрудниках» на момент формирования задачи. По мере возникновения этих задач у пользователя должна автоматически открываться форма каждой невыполненной его задачи.</w:t>
+      </w:r>
+    </w:p>
+    <w:p>
+      <w:pPr>
+        <w:ind w:firstLine="0"/>
+      </w:pPr>
+    </w:p>
+    <w:p>
+      <w:pPr>
+        <w:ind w:firstLine="0"/>
+      </w:pPr>
+      <w:r>
+        <w:t>Затем в задании будет представлен скриншот внешнего вида формы задачи.</w:t>
+      </w:r>
+    </w:p>
+    <w:p>
+      <w:pPr>
+        <w:ind w:firstLine="0"/>
+      </w:pPr>
+      <w:r>
+        <w:t>На форме следующие поля:</w:t>
+      </w:r>
+    </w:p>
+    <w:p>
+      <w:pPr>
+        <w:ind w:firstLine="0"/>
+      </w:pPr>
+      <w:r>
+        <w:t>Номер: 000000001, Дата: 21.01.2014 20:25:38</w:t>
+      </w:r>
+    </w:p>
+    <w:p>
+      <w:pPr>
+        <w:ind w:firstLine="0"/>
+      </w:pPr>
+      <w:r>
+        <w:lastRenderedPageBreak/>
+        <w:t>Наименование: Отчет о проделанной работ</w:t>
+      </w:r>
+      <w:r>
+        <w:t>е</w:t>
+      </w:r>
+      <w:bookmarkStart w:id="4" w:name="_GoBack"/>
       <w:bookmarkEnd w:id="4"/>
-      <w:r>
-        <w:t>Управляемые формы</w:t>
-      </w:r>
-    </w:p>
-    <w:p>
-      <w:pPr>
-        <w:pStyle w:val="10"/>
-      </w:pPr>
-      <w:r>
-        <w:t xml:space="preserve">С помощью регламентного задания необходимо по расписанию каждый день </w:t>
-      </w:r>
-      <w:r>
-        <w:lastRenderedPageBreak/>
-        <w:t>формировать задачи сотрудникам на создание отчет о проделанной работе. Задача должна порождаться для тех сотрудников, которые числятся в регистре сведений «Сведения о сотрудниках» на момент формирования задачи. По мере возникновения этих задач у пользователя должна автоматически открываться форма каждой невыполненной его задачи.</w:t>
-      </w:r>
-    </w:p>
-    <w:p>
-      <w:pPr>
-        <w:ind w:firstLine="0"/>
-      </w:pPr>
-    </w:p>
-    <w:p>
-      <w:pPr>
-        <w:ind w:firstLine="0"/>
-      </w:pPr>
-      <w:r>
-        <w:t>Затем в задании будет представлен скриншот внешнего вида формы задачи.</w:t>
-      </w:r>
-    </w:p>
-    <w:p>
-      <w:pPr>
-        <w:ind w:firstLine="0"/>
-      </w:pPr>
-      <w:r>
-        <w:t>На форме следующие поля:</w:t>
-      </w:r>
-    </w:p>
-    <w:p>
-      <w:pPr>
-        <w:ind w:firstLine="0"/>
-      </w:pPr>
-      <w:r>
-        <w:t>Номер: 000000001, Дата: 21.01.2014 20:25:38</w:t>
-      </w:r>
-    </w:p>
-    <w:p>
-      <w:pPr>
-        <w:ind w:firstLine="0"/>
-      </w:pPr>
-      <w:r>
-        <w:t xml:space="preserve">Наименование: </w:t>
-      </w:r>
-      <w:proofErr w:type="gramStart"/>
-      <w:r>
-        <w:t>Отчет  о</w:t>
-      </w:r>
-      <w:proofErr w:type="gramEnd"/>
-      <w:r>
-        <w:t xml:space="preserve"> проделанной работ</w:t>
-      </w:r>
     </w:p>
     <w:p>
       <w:pPr>
@@ -3715,7 +3663,7 @@
 </file>
 
 <file path=customXml/itemProps1.xml><?xml version="1.0" encoding="utf-8"?>
-<ds:datastoreItem xmlns:ds="http://schemas.openxmlformats.org/officeDocument/2006/customXml" ds:itemID="{E32A1CA2-4544-4861-AA1D-CCDBE5B45072}">
+<ds:datastoreItem xmlns:ds="http://schemas.openxmlformats.org/officeDocument/2006/customXml" ds:itemID="{CAC6E04B-759D-4EC8-8459-48AE6C3205FC}">
   <ds:schemaRefs>
     <ds:schemaRef ds:uri="http://schemas.openxmlformats.org/officeDocument/2006/bibliography"/>
   </ds:schemaRefs>
